--- a/src/content/bios/Robinson-MTW 2014.docx
+++ b/src/content/bios/Robinson-MTW 2014.docx
@@ -1,6 +1,6 @@
 
 <file path=word/document.xml><?xml version="1.0" encoding="utf-8"?>
-<w:document xmlns:wpc="http://schemas.microsoft.com/office/word/2010/wordprocessingCanvas" xmlns:cx="http://schemas.microsoft.com/office/drawing/2014/chartex" xmlns:cx1="http://schemas.microsoft.com/office/drawing/2015/9/8/chartex" xmlns:cx2="http://schemas.microsoft.com/office/drawing/2015/10/21/chartex" xmlns:cx3="http://schemas.microsoft.com/office/drawing/2016/5/9/chartex" xmlns:cx4="http://schemas.microsoft.com/office/drawing/2016/5/10/chartex" xmlns:cx5="http://schemas.microsoft.com/office/drawing/2016/5/11/chartex" xmlns:cx6="http://schemas.microsoft.com/office/drawing/2016/5/12/chartex" xmlns:cx7="http://schemas.microsoft.com/office/drawing/2016/5/13/chartex" xmlns:cx8="http://schemas.microsoft.com/office/drawing/2016/5/14/chartex" xmlns:mc="http://schemas.openxmlformats.org/markup-compatibility/2006" xmlns:aink="http://schemas.microsoft.com/office/drawing/2016/ink" xmlns:am3d="http://schemas.microsoft.com/office/drawing/2017/model3d" xmlns:o="urn:schemas-microsoft-com:office:office" xmlns:oel="http://schemas.microsoft.com/office/2019/extlst" xmlns:r="http://schemas.openxmlformats.org/officeDocument/2006/relationships" xmlns:m="http://schemas.openxmlformats.org/officeDocument/2006/math" xmlns:v="urn:schemas-microsoft-com:vml" xmlns:wp14="http://schemas.microsoft.com/office/word/2010/wordprocessingDrawing" xmlns:wp="http://schemas.openxmlformats.org/drawingml/2006/wordprocessingDrawing" xmlns:w10="urn:schemas-microsoft-com:office:word" xmlns:w="http://schemas.openxmlformats.org/wordprocessingml/2006/main" xmlns:w14="http://schemas.microsoft.com/office/word/2010/wordml" xmlns:w15="http://schemas.microsoft.com/office/word/2012/wordml" xmlns:w16cex="http://schemas.microsoft.com/office/word/2018/wordml/cex" xmlns:w16cid="http://schemas.microsoft.com/office/word/2016/wordml/cid" xmlns:w16="http://schemas.microsoft.com/office/word/2018/wordml" xmlns:w16du="http://schemas.microsoft.com/office/word/2023/wordml/word16du" xmlns:w16sdtdh="http://schemas.microsoft.com/office/word/2020/wordml/sdtdatahash" xmlns:w16sdtfl="http://schemas.microsoft.com/office/word/2024/wordml/sdtformatlock" xmlns:w16se="http://schemas.microsoft.com/office/word/2015/wordml/symex" xmlns:wpg="http://schemas.microsoft.com/office/word/2010/wordprocessingGroup" xmlns:wpi="http://schemas.microsoft.com/office/word/2010/wordprocessingInk" xmlns:wne="http://schemas.microsoft.com/office/word/2006/wordml" xmlns:wps="http://schemas.microsoft.com/office/word/2010/wordprocessingShape" mc:Ignorable="w14 w15 w16se w16cid w16 w16cex w16sdtdh w16sdtfl w16du wp14">
+<w:document xmlns:wpc="http://schemas.microsoft.com/office/word/2010/wordprocessingCanvas" xmlns:cx="http://schemas.microsoft.com/office/drawing/2014/chartex" xmlns:cx1="http://schemas.microsoft.com/office/drawing/2015/9/8/chartex" xmlns:cx2="http://schemas.microsoft.com/office/drawing/2015/10/21/chartex" xmlns:cx3="http://schemas.microsoft.com/office/drawing/2016/5/9/chartex" xmlns:cx4="http://schemas.microsoft.com/office/drawing/2016/5/10/chartex" xmlns:cx5="http://schemas.microsoft.com/office/drawing/2016/5/11/chartex" xmlns:cx6="http://schemas.microsoft.com/office/drawing/2016/5/12/chartex" xmlns:cx7="http://schemas.microsoft.com/office/drawing/2016/5/13/chartex" xmlns:cx8="http://schemas.microsoft.com/office/drawing/2016/5/14/chartex" xmlns:mc="http://schemas.openxmlformats.org/markup-compatibility/2006" xmlns:m="http://schemas.openxmlformats.org/officeDocument/2006/math" xmlns:aink="http://schemas.microsoft.com/office/drawing/2016/ink" xmlns:am3d="http://schemas.microsoft.com/office/drawing/2017/model3d" xmlns:oel="http://schemas.microsoft.com/office/2019/extlst" xmlns:r="http://schemas.openxmlformats.org/officeDocument/2006/relationships" xmlns:wp14="http://schemas.microsoft.com/office/word/2010/wordprocessingDrawing" xmlns:wp="http://schemas.openxmlformats.org/drawingml/2006/wordprocessingDrawing" xmlns:wpg="http://schemas.microsoft.com/office/word/2010/wordprocessingGroup" xmlns:wpi="http://schemas.microsoft.com/office/word/2010/wordprocessingInk" xmlns:wps="http://schemas.microsoft.com/office/word/2010/wordprocessingShape" xmlns:o="urn:schemas-microsoft-com:office:office" xmlns:v="urn:schemas-microsoft-com:vml" xmlns:w10="urn:schemas-microsoft-com:office:word" xmlns:w="http://schemas.openxmlformats.org/wordprocessingml/2006/main" xmlns:w14="http://schemas.microsoft.com/office/word/2010/wordml" xmlns:w15="http://schemas.microsoft.com/office/word/2012/wordml" xmlns:w16cei="http://schemas.microsoft.com/office/word/2026/wordml/cei" xmlns:w16cex="http://schemas.microsoft.com/office/word/2018/wordml/cex" xmlns:w16cid="http://schemas.microsoft.com/office/word/2016/wordml/cid" xmlns:w16="http://schemas.microsoft.com/office/word/2018/wordml" xmlns:w16sdtdh="http://schemas.microsoft.com/office/word/2020/wordml/sdtdatahash" xmlns:w16sdtfl="http://schemas.microsoft.com/office/word/2024/wordml/sdtformatlock" xmlns:w16se="http://schemas.microsoft.com/office/word/2015/wordml/symex" xmlns:w16du="http://schemas.microsoft.com/office/word/2023/wordml/word16du" xmlns:wne="http://schemas.microsoft.com/office/word/2006/wordml" mc:Ignorable="w14 w15 w16se w16cid w16 w16cex w16sdtdh w16sdtfl w16du wp14">
   <w:body>
     <w:p>
       <w:pPr>
@@ -14,7 +14,283 @@
         </w:rPr>
       </w:pPr>
       <w:r>
-        <w:t xml:space="preserve">ROBINSON, Mary Therese Winifred (née Bourke), Irish politician and seventh President of Ireland and second United Nations High Commissioner for Human Rights 1997-2002, was born 21 May 1944 in Ballina, County Mayo, Ireland. She is the daughter of Aubrey Bourke and Tessa O’Donnell, both medical doctors. On 12 December 1970 she married Nicholas K. Robinson, solicitor and cartoonist. They have one daughter and two sons. </w:t>
+        <w:rPr>
+          <w:rFonts w:ascii="Times New Roman" w:hAnsi="Times New Roman" w:cs="Times New Roman"/>
+          <w:b/>
+          <w:sz w:val="24"/>
+          <w:szCs w:val="24"/>
+        </w:rPr>
+        <w:t xml:space="preserve">ROBINSON, Mary Therese Winifred (née Bourke), </w:t>
+      </w:r>
+      <w:r>
+        <w:rPr>
+          <w:rFonts w:ascii="Times New Roman" w:hAnsi="Times New Roman" w:cs="Times New Roman"/>
+          <w:b/>
+          <w:sz w:val="24"/>
+          <w:szCs w:val="24"/>
+        </w:rPr>
+        <w:t xml:space="preserve">Irish politician and </w:t>
+      </w:r>
+      <w:r>
+        <w:rPr>
+          <w:rFonts w:ascii="Times New Roman" w:hAnsi="Times New Roman" w:cs="Times New Roman"/>
+          <w:b/>
+          <w:sz w:val="24"/>
+          <w:szCs w:val="24"/>
+        </w:rPr>
+        <w:t>seventh President of Ireland and second United Nations High</w:t>
+      </w:r>
+      <w:r>
+        <w:rPr>
+          <w:rFonts w:ascii="Times New Roman" w:hAnsi="Times New Roman" w:cs="Times New Roman"/>
+          <w:b/>
+          <w:sz w:val="24"/>
+          <w:szCs w:val="24"/>
+        </w:rPr>
+        <w:t xml:space="preserve"> Commissioner for Human Rights </w:t>
+      </w:r>
+      <w:r>
+        <w:rPr>
+          <w:rFonts w:ascii="Times New Roman" w:hAnsi="Times New Roman" w:cs="Times New Roman"/>
+          <w:b/>
+          <w:sz w:val="24"/>
+          <w:szCs w:val="24"/>
+        </w:rPr>
+        <w:t>1997-2002</w:t>
+      </w:r>
+      <w:r>
+        <w:rPr>
+          <w:rFonts w:ascii="Times New Roman" w:hAnsi="Times New Roman" w:cs="Times New Roman"/>
+          <w:b/>
+          <w:sz w:val="24"/>
+          <w:szCs w:val="24"/>
+        </w:rPr>
+        <w:t>, was born 21 May 1944 in Ballina</w:t>
+      </w:r>
+      <w:r>
+        <w:rPr>
+          <w:rFonts w:ascii="Times New Roman" w:hAnsi="Times New Roman" w:cs="Times New Roman"/>
+          <w:b/>
+          <w:sz w:val="24"/>
+          <w:szCs w:val="24"/>
+        </w:rPr>
+        <w:t>, County Mayo, Ireland.</w:t>
+      </w:r>
+      <w:r>
+        <w:rPr>
+          <w:rFonts w:ascii="Times New Roman" w:hAnsi="Times New Roman" w:cs="Times New Roman"/>
+          <w:b/>
+          <w:sz w:val="24"/>
+          <w:szCs w:val="24"/>
+        </w:rPr>
+        <w:t xml:space="preserve"> She i</w:t>
+      </w:r>
+      <w:r>
+        <w:rPr>
+          <w:rFonts w:ascii="Times New Roman" w:hAnsi="Times New Roman" w:cs="Times New Roman"/>
+          <w:b/>
+          <w:sz w:val="24"/>
+          <w:szCs w:val="24"/>
+        </w:rPr>
+        <w:t xml:space="preserve">s the daughter of </w:t>
+      </w:r>
+      <w:r>
+        <w:rPr>
+          <w:rFonts w:ascii="Times New Roman" w:hAnsi="Times New Roman" w:cs="Times New Roman"/>
+          <w:b/>
+          <w:sz w:val="24"/>
+          <w:szCs w:val="24"/>
+        </w:rPr>
+        <w:t>A</w:t>
+      </w:r>
+      <w:r>
+        <w:rPr>
+          <w:rFonts w:ascii="Times New Roman" w:hAnsi="Times New Roman" w:cs="Times New Roman"/>
+          <w:b/>
+          <w:sz w:val="24"/>
+          <w:szCs w:val="24"/>
+        </w:rPr>
+        <w:t xml:space="preserve">ubrey Bourke </w:t>
+      </w:r>
+      <w:r>
+        <w:rPr>
+          <w:rFonts w:ascii="Times New Roman" w:hAnsi="Times New Roman" w:cs="Times New Roman"/>
+          <w:b/>
+          <w:sz w:val="24"/>
+          <w:szCs w:val="24"/>
+        </w:rPr>
+        <w:t xml:space="preserve">and Tessa </w:t>
+      </w:r>
+      <w:r>
+        <w:rPr>
+          <w:rFonts w:ascii="Times New Roman" w:hAnsi="Times New Roman" w:cs="Times New Roman"/>
+          <w:b/>
+          <w:sz w:val="24"/>
+          <w:szCs w:val="24"/>
+        </w:rPr>
+        <w:t>O’Donnell</w:t>
+      </w:r>
+      <w:r>
+        <w:rPr>
+          <w:rFonts w:ascii="Times New Roman" w:hAnsi="Times New Roman" w:cs="Times New Roman"/>
+          <w:b/>
+          <w:sz w:val="24"/>
+          <w:szCs w:val="24"/>
+        </w:rPr>
+        <w:t xml:space="preserve">, </w:t>
+      </w:r>
+      <w:r>
+        <w:rPr>
+          <w:rFonts w:ascii="Times New Roman" w:hAnsi="Times New Roman" w:cs="Times New Roman"/>
+          <w:b/>
+          <w:sz w:val="24"/>
+          <w:szCs w:val="24"/>
+        </w:rPr>
+        <w:t xml:space="preserve">both </w:t>
+      </w:r>
+      <w:r>
+        <w:rPr>
+          <w:rFonts w:ascii="Times New Roman" w:hAnsi="Times New Roman" w:cs="Times New Roman"/>
+          <w:b/>
+          <w:sz w:val="24"/>
+          <w:szCs w:val="24"/>
+        </w:rPr>
+        <w:t>medical doctor</w:t>
+      </w:r>
+      <w:r>
+        <w:rPr>
+          <w:rFonts w:ascii="Times New Roman" w:hAnsi="Times New Roman" w:cs="Times New Roman"/>
+          <w:b/>
+          <w:sz w:val="24"/>
+          <w:szCs w:val="24"/>
+        </w:rPr>
+        <w:t>s</w:t>
+      </w:r>
+      <w:r>
+        <w:rPr>
+          <w:rFonts w:ascii="Times New Roman" w:hAnsi="Times New Roman" w:cs="Times New Roman"/>
+          <w:b/>
+          <w:sz w:val="24"/>
+          <w:szCs w:val="24"/>
+        </w:rPr>
+        <w:t>.</w:t>
+      </w:r>
+      <w:r>
+        <w:rPr>
+          <w:rFonts w:ascii="Times New Roman" w:hAnsi="Times New Roman" w:cs="Times New Roman"/>
+          <w:b/>
+          <w:sz w:val="24"/>
+          <w:szCs w:val="24"/>
+        </w:rPr>
+        <w:t xml:space="preserve"> </w:t>
+      </w:r>
+      <w:r>
+        <w:rPr>
+          <w:rFonts w:ascii="Times New Roman" w:hAnsi="Times New Roman" w:cs="Times New Roman"/>
+          <w:b/>
+          <w:sz w:val="24"/>
+          <w:szCs w:val="24"/>
+        </w:rPr>
+        <w:t>On 12 December 1970</w:t>
+      </w:r>
+      <w:r>
+        <w:rPr>
+          <w:rFonts w:ascii="Times New Roman" w:hAnsi="Times New Roman" w:cs="Times New Roman"/>
+          <w:b/>
+          <w:sz w:val="24"/>
+          <w:szCs w:val="24"/>
+        </w:rPr>
+        <w:t xml:space="preserve"> she married Nicholas </w:t>
+      </w:r>
+      <w:r>
+        <w:rPr>
+          <w:rFonts w:ascii="Times New Roman" w:hAnsi="Times New Roman" w:cs="Times New Roman"/>
+          <w:b/>
+          <w:sz w:val="24"/>
+          <w:szCs w:val="24"/>
+        </w:rPr>
+        <w:t xml:space="preserve">K. </w:t>
+      </w:r>
+      <w:r>
+        <w:rPr>
+          <w:rFonts w:ascii="Times New Roman" w:hAnsi="Times New Roman" w:cs="Times New Roman"/>
+          <w:b/>
+          <w:sz w:val="24"/>
+          <w:szCs w:val="24"/>
+        </w:rPr>
+        <w:t>Robinson</w:t>
+      </w:r>
+      <w:r>
+        <w:rPr>
+          <w:rFonts w:ascii="Times New Roman" w:hAnsi="Times New Roman" w:cs="Times New Roman"/>
+          <w:b/>
+          <w:sz w:val="24"/>
+          <w:szCs w:val="24"/>
+        </w:rPr>
+        <w:t xml:space="preserve">, </w:t>
+      </w:r>
+      <w:r>
+        <w:rPr>
+          <w:rFonts w:ascii="Times New Roman" w:hAnsi="Times New Roman" w:cs="Times New Roman"/>
+          <w:b/>
+          <w:sz w:val="24"/>
+          <w:szCs w:val="24"/>
+        </w:rPr>
+        <w:t>solicitor</w:t>
+      </w:r>
+      <w:r>
+        <w:rPr>
+          <w:rFonts w:ascii="Times New Roman" w:hAnsi="Times New Roman" w:cs="Times New Roman"/>
+          <w:b/>
+          <w:sz w:val="24"/>
+          <w:szCs w:val="24"/>
+        </w:rPr>
+        <w:t xml:space="preserve"> and cartoonist</w:t>
+      </w:r>
+      <w:r>
+        <w:rPr>
+          <w:rFonts w:ascii="Times New Roman" w:hAnsi="Times New Roman" w:cs="Times New Roman"/>
+          <w:b/>
+          <w:sz w:val="24"/>
+          <w:szCs w:val="24"/>
+        </w:rPr>
+        <w:t>.</w:t>
+      </w:r>
+      <w:r>
+        <w:rPr>
+          <w:rFonts w:ascii="Times New Roman" w:hAnsi="Times New Roman" w:cs="Times New Roman"/>
+          <w:b/>
+          <w:sz w:val="24"/>
+          <w:szCs w:val="24"/>
+        </w:rPr>
+        <w:t xml:space="preserve"> </w:t>
+      </w:r>
+      <w:r>
+        <w:rPr>
+          <w:rFonts w:ascii="Times New Roman" w:hAnsi="Times New Roman" w:cs="Times New Roman"/>
+          <w:b/>
+          <w:sz w:val="24"/>
+          <w:szCs w:val="24"/>
+        </w:rPr>
+        <w:t>They have</w:t>
+      </w:r>
+      <w:r>
+        <w:rPr>
+          <w:rFonts w:ascii="Times New Roman" w:hAnsi="Times New Roman" w:cs="Times New Roman"/>
+          <w:b/>
+          <w:sz w:val="24"/>
+          <w:szCs w:val="24"/>
+        </w:rPr>
+        <w:t xml:space="preserve"> one daughter and two sons.</w:t>
+      </w:r>
+      <w:r>
+        <w:rPr>
+          <w:rFonts w:ascii="Times New Roman" w:hAnsi="Times New Roman" w:cs="Times New Roman"/>
+          <w:b/>
+          <w:sz w:val="24"/>
+          <w:szCs w:val="24"/>
+        </w:rPr>
+        <w:t xml:space="preserve"> </w:t>
       </w:r>
     </w:p>
     <w:p>
@@ -44,16 +320,14 @@
         <w:rPr>
           <w:rFonts w:ascii="Times New Roman" w:hAnsi="Times New Roman" w:cs="Times New Roman"/>
           <w:b/>
-          <w:noProof/>
-          <w:sz w:val="24"/>
-          <w:szCs w:val="24"/>
-          <w:lang w:eastAsia="nl-NL"/>
+          <w:sz w:val="24"/>
+          <w:szCs w:val="24"/>
         </w:rPr>
         <w:drawing>
-          <wp:inline distT="0" distB="0" distL="0" distR="0" wp14:anchorId="239B2711" wp14:editId="0F455BB8">
-            <wp:extent cx="1612900" cy="1917700"/>
-            <wp:effectExtent l="0" t="0" r="0" b="0"/>
-            <wp:docPr id="1" name="Picture 1" descr="Mary Robinson"/>
+          <wp:inline distT="0" distB="0" distL="0" distR="0" wp14:anchorId="381316E9" wp14:editId="0308A578">
+            <wp:extent cx="2650198" cy="2927350"/>
+            <wp:effectExtent l="0" t="0" r="4445" b="0"/>
+            <wp:docPr id="768245764" name="Afbeelding 1"/>
             <wp:cNvGraphicFramePr>
               <a:graphicFrameLocks xmlns:a="http://schemas.openxmlformats.org/drawingml/2006/main" noChangeAspect="1"/>
             </wp:cNvGraphicFramePr>
@@ -61,39 +335,23 @@
               <a:graphicData uri="http://schemas.openxmlformats.org/drawingml/2006/picture">
                 <pic:pic xmlns:pic="http://schemas.openxmlformats.org/drawingml/2006/picture">
                   <pic:nvPicPr>
-                    <pic:cNvPr id="0" name="Picture 1" descr="Mary Robinson"/>
-                    <pic:cNvPicPr>
-                      <a:picLocks noChangeAspect="1" noChangeArrowheads="1"/>
-                    </pic:cNvPicPr>
+                    <pic:cNvPr id="768245764" name=""/>
+                    <pic:cNvPicPr/>
                   </pic:nvPicPr>
-                  <pic:blipFill rotWithShape="1">
-                    <a:blip r:embed="rId7">
-                      <a:extLst>
-                        <a:ext uri="{28A0092B-C50C-407E-A947-70E740481C1C}">
-                          <a14:useLocalDpi xmlns:a14="http://schemas.microsoft.com/office/drawing/2010/main" val="0"/>
-                        </a:ext>
-                      </a:extLst>
-                    </a:blip>
-                    <a:srcRect l="1851" t="1482" r="4073" b="9036"/>
-                    <a:stretch/>
+                  <pic:blipFill>
+                    <a:blip r:embed="rId7"/>
+                    <a:stretch>
+                      <a:fillRect/>
+                    </a:stretch>
                   </pic:blipFill>
-                  <pic:spPr bwMode="auto">
+                  <pic:spPr>
                     <a:xfrm>
                       <a:off x="0" y="0"/>
-                      <a:ext cx="1612900" cy="1917700"/>
+                      <a:ext cx="2674101" cy="2953753"/>
                     </a:xfrm>
                     <a:prstGeom prst="rect">
                       <a:avLst/>
                     </a:prstGeom>
-                    <a:noFill/>
-                    <a:ln>
-                      <a:noFill/>
-                    </a:ln>
-                    <a:extLst>
-                      <a:ext uri="{53640926-AAD7-44D8-BBD7-CCE9431645EC}">
-                        <a14:shadowObscured xmlns:a14="http://schemas.microsoft.com/office/drawing/2010/main"/>
-                      </a:ext>
-                    </a:extLst>
                   </pic:spPr>
                 </pic:pic>
               </a:graphicData>
@@ -105,7 +363,6 @@
     <w:p>
       <w:pPr>
         <w:spacing w:after="0" w:line="240" w:lineRule="auto"/>
-        <w:jc w:val="both"/>
         <w:rPr>
           <w:rFonts w:ascii="Times New Roman" w:hAnsi="Times New Roman" w:cs="Times New Roman"/>
           <w:sz w:val="24"/>
@@ -120,18 +377,35 @@
         </w:rPr>
         <w:t xml:space="preserve">Source: </w:t>
       </w:r>
-      <w:hyperlink r:id="rId8" w:history="1">
-        <w:r>
-          <w:rPr>
-            <w:rStyle w:val="Hyperlink"/>
-            <w:rFonts w:ascii="Times New Roman" w:hAnsi="Times New Roman" w:cs="Times New Roman"/>
-            <w:sz w:val="24"/>
-            <w:szCs w:val="24"/>
-            <w:u w:val="none"/>
-          </w:rPr>
-          <w:t>www.ohchr.org/SiteCollectionImages/AboutUs/robinson.jpg</w:t>
-        </w:r>
-      </w:hyperlink>
+      <w:r>
+        <w:rPr>
+          <w:rFonts w:ascii="Times New Roman" w:hAnsi="Times New Roman" w:cs="Times New Roman"/>
+          <w:sz w:val="24"/>
+          <w:szCs w:val="24"/>
+          <w:lang w:val="en-GB"/>
+        </w:rPr>
+        <w:t xml:space="preserve">Robinson, 1994, </w:t>
+      </w:r>
+      <w:proofErr w:type="spellStart"/>
+      <w:r>
+        <w:rPr>
+          <w:rFonts w:ascii="Times New Roman" w:hAnsi="Times New Roman" w:cs="Times New Roman"/>
+          <w:sz w:val="24"/>
+          <w:szCs w:val="24"/>
+          <w:lang w:val="en-GB"/>
+        </w:rPr>
+        <w:t>Universitätsarchiv</w:t>
+      </w:r>
+      <w:proofErr w:type="spellEnd"/>
+      <w:r>
+        <w:rPr>
+          <w:rFonts w:ascii="Times New Roman" w:hAnsi="Times New Roman" w:cs="Times New Roman"/>
+          <w:sz w:val="24"/>
+          <w:szCs w:val="24"/>
+          <w:lang w:val="en-GB"/>
+        </w:rPr>
+        <w:t xml:space="preserve"> St. Gallen, HSGH 022/000751/07, photographer Regina Kühne</w:t>
+      </w:r>
     </w:p>
     <w:p>
       <w:pPr>
@@ -996,7 +1270,16 @@
           <w:sz w:val="24"/>
           <w:szCs w:val="24"/>
         </w:rPr>
-        <w:t xml:space="preserve">Although the powers of the Seanad were limited to introducing legislation to the lower house </w:t>
+        <w:t xml:space="preserve">Although the powers of the Seanad were limited to introducing legislation to the lower </w:t>
+      </w:r>
+      <w:r>
+        <w:rPr>
+          <w:rFonts w:ascii="Times New Roman" w:hAnsi="Times New Roman" w:cs="Times New Roman"/>
+          <w:sz w:val="24"/>
+          <w:szCs w:val="24"/>
+        </w:rPr>
+        <w:lastRenderedPageBreak/>
+        <w:t xml:space="preserve">house </w:t>
       </w:r>
       <w:r>
         <w:rPr>
@@ -1190,16 +1473,7 @@
           <w:sz w:val="24"/>
           <w:szCs w:val="24"/>
         </w:rPr>
-        <w:t xml:space="preserve">At the same time </w:t>
-      </w:r>
-      <w:r>
-        <w:rPr>
-          <w:rFonts w:ascii="Times New Roman" w:hAnsi="Times New Roman" w:cs="Times New Roman"/>
-          <w:sz w:val="24"/>
-          <w:szCs w:val="24"/>
-        </w:rPr>
-        <w:lastRenderedPageBreak/>
-        <w:t>tha</w:t>
+        <w:t>At the same time tha</w:t>
       </w:r>
       <w:r>
         <w:rPr>
@@ -2881,7 +3155,16 @@
           <w:sz w:val="24"/>
           <w:szCs w:val="24"/>
         </w:rPr>
-        <w:t>She likened the history of the Great Irish Famine to modern nutrition, poverty and policy issues, thus creating a bridge of partnership between economically developed and econom</w:t>
+        <w:t xml:space="preserve">She likened the history of the Great Irish Famine to modern nutrition, poverty and policy issues, thus creating a bridge of partnership between economically </w:t>
+      </w:r>
+      <w:r>
+        <w:rPr>
+          <w:rFonts w:ascii="Times New Roman" w:hAnsi="Times New Roman" w:cs="Times New Roman"/>
+          <w:sz w:val="24"/>
+          <w:szCs w:val="24"/>
+        </w:rPr>
+        <w:lastRenderedPageBreak/>
+        <w:t>developed and econom</w:t>
       </w:r>
       <w:r>
         <w:rPr>
@@ -3099,16 +3382,7 @@
           <w:sz w:val="24"/>
           <w:szCs w:val="24"/>
         </w:rPr>
-        <w:t xml:space="preserve">the first head of </w:t>
-      </w:r>
-      <w:r>
-        <w:rPr>
-          <w:rFonts w:ascii="Times New Roman" w:hAnsi="Times New Roman" w:cs="Times New Roman"/>
-          <w:sz w:val="24"/>
-          <w:szCs w:val="24"/>
-        </w:rPr>
-        <w:lastRenderedPageBreak/>
-        <w:t xml:space="preserve">state to visit Rwanda in the </w:t>
+        <w:t xml:space="preserve">the first head of state to visit Rwanda in the </w:t>
       </w:r>
       <w:r>
         <w:rPr>
@@ -4336,7 +4610,16 @@
           <w:sz w:val="24"/>
           <w:szCs w:val="24"/>
         </w:rPr>
-        <w:t xml:space="preserve"> overall</w:t>
+        <w:t xml:space="preserve"> </w:t>
+      </w:r>
+      <w:r>
+        <w:rPr>
+          <w:rFonts w:ascii="Times New Roman" w:hAnsi="Times New Roman" w:cs="Times New Roman"/>
+          <w:sz w:val="24"/>
+          <w:szCs w:val="24"/>
+        </w:rPr>
+        <w:lastRenderedPageBreak/>
+        <w:t>overall</w:t>
       </w:r>
       <w:r>
         <w:rPr>
@@ -4571,16 +4854,7 @@
           <w:sz w:val="24"/>
           <w:szCs w:val="24"/>
         </w:rPr>
-        <w:t xml:space="preserve"> human rights </w:t>
-      </w:r>
-      <w:r>
-        <w:rPr>
-          <w:rFonts w:ascii="Times New Roman" w:hAnsi="Times New Roman" w:cs="Times New Roman"/>
-          <w:sz w:val="24"/>
-          <w:szCs w:val="24"/>
-        </w:rPr>
-        <w:lastRenderedPageBreak/>
-        <w:t xml:space="preserve">violations by </w:t>
+        <w:t xml:space="preserve"> human rights violations by </w:t>
       </w:r>
       <w:r>
         <w:rPr>
@@ -6044,6 +6318,7 @@
           <w:sz w:val="24"/>
           <w:szCs w:val="24"/>
         </w:rPr>
+        <w:lastRenderedPageBreak/>
         <w:t>After leaving the UN, Robinson</w:t>
       </w:r>
       <w:r>
@@ -6276,16 +6551,7 @@
           <w:sz w:val="24"/>
           <w:szCs w:val="24"/>
         </w:rPr>
-        <w:t xml:space="preserve"> in </w:t>
-      </w:r>
-      <w:r>
-        <w:rPr>
-          <w:rFonts w:ascii="Times New Roman" w:hAnsi="Times New Roman" w:cs="Times New Roman"/>
-          <w:sz w:val="24"/>
-          <w:szCs w:val="24"/>
-        </w:rPr>
-        <w:lastRenderedPageBreak/>
-        <w:t>economically less developed countries, with an initial focus on Africa</w:t>
+        <w:t xml:space="preserve"> in economically less developed countries, with an initial focus on Africa</w:t>
       </w:r>
       <w:r>
         <w:rPr>
@@ -7763,7 +8029,16 @@
           <w:sz w:val="24"/>
           <w:szCs w:val="24"/>
         </w:rPr>
-        <w:t xml:space="preserve"> (edited with J. Findlater)</w:t>
+        <w:t xml:space="preserve"> (edited with J. </w:t>
+      </w:r>
+      <w:r>
+        <w:rPr>
+          <w:rFonts w:ascii="Times New Roman" w:hAnsi="Times New Roman" w:cs="Times New Roman"/>
+          <w:sz w:val="24"/>
+          <w:szCs w:val="24"/>
+        </w:rPr>
+        <w:lastRenderedPageBreak/>
+        <w:t>Findlater)</w:t>
       </w:r>
       <w:r>
         <w:rPr>
@@ -7906,16 +8181,7 @@
           <w:sz w:val="24"/>
           <w:szCs w:val="24"/>
         </w:rPr>
-        <w:t xml:space="preserve">, 4/16, </w:t>
-      </w:r>
-      <w:r>
-        <w:rPr>
-          <w:rFonts w:ascii="Times New Roman" w:hAnsi="Times New Roman" w:cs="Times New Roman"/>
-          <w:sz w:val="24"/>
-          <w:szCs w:val="24"/>
-        </w:rPr>
-        <w:lastRenderedPageBreak/>
-        <w:t>Summer 1999, 12-13; ‘The Next Human Rights Agenda:</w:t>
+        <w:t>, 4/16, Summer 1999, 12-13; ‘The Next Human Rights Agenda:</w:t>
       </w:r>
       <w:r>
         <w:rPr>
@@ -8102,7 +8368,7 @@
         </w:rPr>
         <w:t xml:space="preserve"> </w:t>
       </w:r>
-      <w:hyperlink r:id="rId9" w:history="1">
+      <w:hyperlink r:id="rId8" w:history="1">
         <w:r>
           <w:rPr>
             <w:rStyle w:val="Hyperlink"/>
@@ -9380,7 +9646,17 @@
           <w:sz w:val="24"/>
           <w:szCs w:val="24"/>
         </w:rPr>
-        <w:t>Brown Journal of World Affairs</w:t>
+        <w:t xml:space="preserve">Brown Journal </w:t>
+      </w:r>
+      <w:r>
+        <w:rPr>
+          <w:rFonts w:ascii="Times New Roman" w:hAnsi="Times New Roman" w:cs="Times New Roman"/>
+          <w:i/>
+          <w:sz w:val="24"/>
+          <w:szCs w:val="24"/>
+        </w:rPr>
+        <w:lastRenderedPageBreak/>
+        <w:t>of World Affairs</w:t>
       </w:r>
       <w:r>
         <w:rPr>
@@ -9595,7 +9871,6 @@
           <w:sz w:val="24"/>
           <w:szCs w:val="24"/>
         </w:rPr>
-        <w:lastRenderedPageBreak/>
         <w:t>What’s Wrong with the United Nations and How to Fix It</w:t>
       </w:r>
       <w:r>
@@ -9842,7 +10117,7 @@
         </w:rPr>
         <w:t xml:space="preserve">Eisenberg, </w:t>
       </w:r>
-      <w:hyperlink r:id="rId10" w:history="1">
+      <w:hyperlink r:id="rId9" w:history="1">
         <w:r>
           <w:rPr>
             <w:rStyle w:val="Hyperlink"/>
@@ -9886,8 +10161,8 @@
       </w:pPr>
     </w:p>
     <w:sectPr>
-      <w:headerReference w:type="default" r:id="rId11"/>
-      <w:footerReference w:type="default" r:id="rId12"/>
+      <w:headerReference w:type="default" r:id="rId10"/>
+      <w:footerReference w:type="default" r:id="rId11"/>
       <w:pgSz w:w="11901" w:h="16840"/>
       <w:pgMar w:top="1418" w:right="1418" w:bottom="1418" w:left="1418" w:header="709" w:footer="709" w:gutter="0"/>
       <w:cols w:space="720"/>
@@ -9898,7 +10173,7 @@
 </file>
 
 <file path=word/endnotes.xml><?xml version="1.0" encoding="utf-8"?>
-<w:endnotes xmlns:wpc="http://schemas.microsoft.com/office/word/2010/wordprocessingCanvas" xmlns:cx="http://schemas.microsoft.com/office/drawing/2014/chartex" xmlns:cx1="http://schemas.microsoft.com/office/drawing/2015/9/8/chartex" xmlns:cx2="http://schemas.microsoft.com/office/drawing/2015/10/21/chartex" xmlns:cx3="http://schemas.microsoft.com/office/drawing/2016/5/9/chartex" xmlns:cx4="http://schemas.microsoft.com/office/drawing/2016/5/10/chartex" xmlns:cx5="http://schemas.microsoft.com/office/drawing/2016/5/11/chartex" xmlns:cx6="http://schemas.microsoft.com/office/drawing/2016/5/12/chartex" xmlns:cx7="http://schemas.microsoft.com/office/drawing/2016/5/13/chartex" xmlns:cx8="http://schemas.microsoft.com/office/drawing/2016/5/14/chartex" xmlns:mc="http://schemas.openxmlformats.org/markup-compatibility/2006" xmlns:aink="http://schemas.microsoft.com/office/drawing/2016/ink" xmlns:am3d="http://schemas.microsoft.com/office/drawing/2017/model3d" xmlns:o="urn:schemas-microsoft-com:office:office" xmlns:oel="http://schemas.microsoft.com/office/2019/extlst" xmlns:r="http://schemas.openxmlformats.org/officeDocument/2006/relationships" xmlns:m="http://schemas.openxmlformats.org/officeDocument/2006/math" xmlns:v="urn:schemas-microsoft-com:vml" xmlns:wp14="http://schemas.microsoft.com/office/word/2010/wordprocessingDrawing" xmlns:wp="http://schemas.openxmlformats.org/drawingml/2006/wordprocessingDrawing" xmlns:w10="urn:schemas-microsoft-com:office:word" xmlns:w="http://schemas.openxmlformats.org/wordprocessingml/2006/main" xmlns:w14="http://schemas.microsoft.com/office/word/2010/wordml" xmlns:w15="http://schemas.microsoft.com/office/word/2012/wordml" xmlns:w16cex="http://schemas.microsoft.com/office/word/2018/wordml/cex" xmlns:w16cid="http://schemas.microsoft.com/office/word/2016/wordml/cid" xmlns:w16="http://schemas.microsoft.com/office/word/2018/wordml" xmlns:w16du="http://schemas.microsoft.com/office/word/2023/wordml/word16du" xmlns:w16sdtdh="http://schemas.microsoft.com/office/word/2020/wordml/sdtdatahash" xmlns:w16sdtfl="http://schemas.microsoft.com/office/word/2024/wordml/sdtformatlock" xmlns:w16se="http://schemas.microsoft.com/office/word/2015/wordml/symex" xmlns:wpg="http://schemas.microsoft.com/office/word/2010/wordprocessingGroup" xmlns:wpi="http://schemas.microsoft.com/office/word/2010/wordprocessingInk" xmlns:wne="http://schemas.microsoft.com/office/word/2006/wordml" xmlns:wps="http://schemas.microsoft.com/office/word/2010/wordprocessingShape" mc:Ignorable="w14 w15 w16se w16cid w16 w16cex w16sdtdh w16sdtfl w16du wp14">
+<w:endnotes xmlns:wpc="http://schemas.microsoft.com/office/word/2010/wordprocessingCanvas" xmlns:cx="http://schemas.microsoft.com/office/drawing/2014/chartex" xmlns:cx1="http://schemas.microsoft.com/office/drawing/2015/9/8/chartex" xmlns:cx2="http://schemas.microsoft.com/office/drawing/2015/10/21/chartex" xmlns:cx3="http://schemas.microsoft.com/office/drawing/2016/5/9/chartex" xmlns:cx4="http://schemas.microsoft.com/office/drawing/2016/5/10/chartex" xmlns:cx5="http://schemas.microsoft.com/office/drawing/2016/5/11/chartex" xmlns:cx6="http://schemas.microsoft.com/office/drawing/2016/5/12/chartex" xmlns:cx7="http://schemas.microsoft.com/office/drawing/2016/5/13/chartex" xmlns:cx8="http://schemas.microsoft.com/office/drawing/2016/5/14/chartex" xmlns:mc="http://schemas.openxmlformats.org/markup-compatibility/2006" xmlns:m="http://schemas.openxmlformats.org/officeDocument/2006/math" xmlns:aink="http://schemas.microsoft.com/office/drawing/2016/ink" xmlns:am3d="http://schemas.microsoft.com/office/drawing/2017/model3d" xmlns:oel="http://schemas.microsoft.com/office/2019/extlst" xmlns:r="http://schemas.openxmlformats.org/officeDocument/2006/relationships" xmlns:wp14="http://schemas.microsoft.com/office/word/2010/wordprocessingDrawing" xmlns:wp="http://schemas.openxmlformats.org/drawingml/2006/wordprocessingDrawing" xmlns:wpg="http://schemas.microsoft.com/office/word/2010/wordprocessingGroup" xmlns:wpi="http://schemas.microsoft.com/office/word/2010/wordprocessingInk" xmlns:wps="http://schemas.microsoft.com/office/word/2010/wordprocessingShape" xmlns:o="urn:schemas-microsoft-com:office:office" xmlns:v="urn:schemas-microsoft-com:vml" xmlns:w10="urn:schemas-microsoft-com:office:word" xmlns:w="http://schemas.openxmlformats.org/wordprocessingml/2006/main" xmlns:w14="http://schemas.microsoft.com/office/word/2010/wordml" xmlns:w15="http://schemas.microsoft.com/office/word/2012/wordml" xmlns:w16cei="http://schemas.microsoft.com/office/word/2026/wordml/cei" xmlns:w16cex="http://schemas.microsoft.com/office/word/2018/wordml/cex" xmlns:w16cid="http://schemas.microsoft.com/office/word/2016/wordml/cid" xmlns:w16="http://schemas.microsoft.com/office/word/2018/wordml" xmlns:w16sdtdh="http://schemas.microsoft.com/office/word/2020/wordml/sdtdatahash" xmlns:w16sdtfl="http://schemas.microsoft.com/office/word/2024/wordml/sdtformatlock" xmlns:w16se="http://schemas.microsoft.com/office/word/2015/wordml/symex" xmlns:w16du="http://schemas.microsoft.com/office/word/2023/wordml/word16du" xmlns:wne="http://schemas.microsoft.com/office/word/2006/wordml" mc:Ignorable="w14 w15 w16se w16cid w16 w16cex w16sdtdh w16sdtfl w16du wp14">
   <w:endnote w:type="separator" w:id="-1">
     <w:p>
       <w:pPr>
@@ -9923,7 +10198,7 @@
 </file>
 
 <file path=word/footer1.xml><?xml version="1.0" encoding="utf-8"?>
-<w:ftr xmlns:wpc="http://schemas.microsoft.com/office/word/2010/wordprocessingCanvas" xmlns:cx="http://schemas.microsoft.com/office/drawing/2014/chartex" xmlns:cx1="http://schemas.microsoft.com/office/drawing/2015/9/8/chartex" xmlns:cx2="http://schemas.microsoft.com/office/drawing/2015/10/21/chartex" xmlns:cx3="http://schemas.microsoft.com/office/drawing/2016/5/9/chartex" xmlns:cx4="http://schemas.microsoft.com/office/drawing/2016/5/10/chartex" xmlns:cx5="http://schemas.microsoft.com/office/drawing/2016/5/11/chartex" xmlns:cx6="http://schemas.microsoft.com/office/drawing/2016/5/12/chartex" xmlns:cx7="http://schemas.microsoft.com/office/drawing/2016/5/13/chartex" xmlns:cx8="http://schemas.microsoft.com/office/drawing/2016/5/14/chartex" xmlns:mc="http://schemas.openxmlformats.org/markup-compatibility/2006" xmlns:aink="http://schemas.microsoft.com/office/drawing/2016/ink" xmlns:am3d="http://schemas.microsoft.com/office/drawing/2017/model3d" xmlns:o="urn:schemas-microsoft-com:office:office" xmlns:oel="http://schemas.microsoft.com/office/2019/extlst" xmlns:r="http://schemas.openxmlformats.org/officeDocument/2006/relationships" xmlns:m="http://schemas.openxmlformats.org/officeDocument/2006/math" xmlns:v="urn:schemas-microsoft-com:vml" xmlns:wp14="http://schemas.microsoft.com/office/word/2010/wordprocessingDrawing" xmlns:wp="http://schemas.openxmlformats.org/drawingml/2006/wordprocessingDrawing" xmlns:w10="urn:schemas-microsoft-com:office:word" xmlns:w="http://schemas.openxmlformats.org/wordprocessingml/2006/main" xmlns:w14="http://schemas.microsoft.com/office/word/2010/wordml" xmlns:w15="http://schemas.microsoft.com/office/word/2012/wordml" xmlns:w16cex="http://schemas.microsoft.com/office/word/2018/wordml/cex" xmlns:w16cid="http://schemas.microsoft.com/office/word/2016/wordml/cid" xmlns:w16="http://schemas.microsoft.com/office/word/2018/wordml" xmlns:w16du="http://schemas.microsoft.com/office/word/2023/wordml/word16du" xmlns:w16sdtdh="http://schemas.microsoft.com/office/word/2020/wordml/sdtdatahash" xmlns:w16sdtfl="http://schemas.microsoft.com/office/word/2024/wordml/sdtformatlock" xmlns:w16se="http://schemas.microsoft.com/office/word/2015/wordml/symex" xmlns:wpg="http://schemas.microsoft.com/office/word/2010/wordprocessingGroup" xmlns:wpi="http://schemas.microsoft.com/office/word/2010/wordprocessingInk" xmlns:wne="http://schemas.microsoft.com/office/word/2006/wordml" xmlns:wps="http://schemas.microsoft.com/office/word/2010/wordprocessingShape" mc:Ignorable="w14 w15 w16se w16cid w16 w16cex w16sdtdh w16sdtfl w16du wp14">
+<w:ftr xmlns:wpc="http://schemas.microsoft.com/office/word/2010/wordprocessingCanvas" xmlns:cx="http://schemas.microsoft.com/office/drawing/2014/chartex" xmlns:cx1="http://schemas.microsoft.com/office/drawing/2015/9/8/chartex" xmlns:cx2="http://schemas.microsoft.com/office/drawing/2015/10/21/chartex" xmlns:cx3="http://schemas.microsoft.com/office/drawing/2016/5/9/chartex" xmlns:cx4="http://schemas.microsoft.com/office/drawing/2016/5/10/chartex" xmlns:cx5="http://schemas.microsoft.com/office/drawing/2016/5/11/chartex" xmlns:cx6="http://schemas.microsoft.com/office/drawing/2016/5/12/chartex" xmlns:cx7="http://schemas.microsoft.com/office/drawing/2016/5/13/chartex" xmlns:cx8="http://schemas.microsoft.com/office/drawing/2016/5/14/chartex" xmlns:mc="http://schemas.openxmlformats.org/markup-compatibility/2006" xmlns:m="http://schemas.openxmlformats.org/officeDocument/2006/math" xmlns:aink="http://schemas.microsoft.com/office/drawing/2016/ink" xmlns:am3d="http://schemas.microsoft.com/office/drawing/2017/model3d" xmlns:oel="http://schemas.microsoft.com/office/2019/extlst" xmlns:r="http://schemas.openxmlformats.org/officeDocument/2006/relationships" xmlns:wp14="http://schemas.microsoft.com/office/word/2010/wordprocessingDrawing" xmlns:wp="http://schemas.openxmlformats.org/drawingml/2006/wordprocessingDrawing" xmlns:wpg="http://schemas.microsoft.com/office/word/2010/wordprocessingGroup" xmlns:wpi="http://schemas.microsoft.com/office/word/2010/wordprocessingInk" xmlns:wps="http://schemas.microsoft.com/office/word/2010/wordprocessingShape" xmlns:o="urn:schemas-microsoft-com:office:office" xmlns:v="urn:schemas-microsoft-com:vml" xmlns:w10="urn:schemas-microsoft-com:office:word" xmlns:w="http://schemas.openxmlformats.org/wordprocessingml/2006/main" xmlns:w14="http://schemas.microsoft.com/office/word/2010/wordml" xmlns:w15="http://schemas.microsoft.com/office/word/2012/wordml" xmlns:w16cei="http://schemas.microsoft.com/office/word/2026/wordml/cei" xmlns:w16cex="http://schemas.microsoft.com/office/word/2018/wordml/cex" xmlns:w16cid="http://schemas.microsoft.com/office/word/2016/wordml/cid" xmlns:w16="http://schemas.microsoft.com/office/word/2018/wordml" xmlns:w16sdtdh="http://schemas.microsoft.com/office/word/2020/wordml/sdtdatahash" xmlns:w16sdtfl="http://schemas.microsoft.com/office/word/2024/wordml/sdtformatlock" xmlns:w16se="http://schemas.microsoft.com/office/word/2015/wordml/symex" xmlns:w16du="http://schemas.microsoft.com/office/word/2023/wordml/word16du" xmlns:wne="http://schemas.microsoft.com/office/word/2006/wordml" mc:Ignorable="w14 w15 w16se w16cid w16 w16cex w16sdtdh w16sdtfl w16du wp14">
   <w:p>
     <w:pPr>
       <w:pStyle w:val="Voettekst"/>
@@ -9975,7 +10250,7 @@
 </file>
 
 <file path=word/footnotes.xml><?xml version="1.0" encoding="utf-8"?>
-<w:footnotes xmlns:wpc="http://schemas.microsoft.com/office/word/2010/wordprocessingCanvas" xmlns:cx="http://schemas.microsoft.com/office/drawing/2014/chartex" xmlns:cx1="http://schemas.microsoft.com/office/drawing/2015/9/8/chartex" xmlns:cx2="http://schemas.microsoft.com/office/drawing/2015/10/21/chartex" xmlns:cx3="http://schemas.microsoft.com/office/drawing/2016/5/9/chartex" xmlns:cx4="http://schemas.microsoft.com/office/drawing/2016/5/10/chartex" xmlns:cx5="http://schemas.microsoft.com/office/drawing/2016/5/11/chartex" xmlns:cx6="http://schemas.microsoft.com/office/drawing/2016/5/12/chartex" xmlns:cx7="http://schemas.microsoft.com/office/drawing/2016/5/13/chartex" xmlns:cx8="http://schemas.microsoft.com/office/drawing/2016/5/14/chartex" xmlns:mc="http://schemas.openxmlformats.org/markup-compatibility/2006" xmlns:aink="http://schemas.microsoft.com/office/drawing/2016/ink" xmlns:am3d="http://schemas.microsoft.com/office/drawing/2017/model3d" xmlns:o="urn:schemas-microsoft-com:office:office" xmlns:oel="http://schemas.microsoft.com/office/2019/extlst" xmlns:r="http://schemas.openxmlformats.org/officeDocument/2006/relationships" xmlns:m="http://schemas.openxmlformats.org/officeDocument/2006/math" xmlns:v="urn:schemas-microsoft-com:vml" xmlns:wp14="http://schemas.microsoft.com/office/word/2010/wordprocessingDrawing" xmlns:wp="http://schemas.openxmlformats.org/drawingml/2006/wordprocessingDrawing" xmlns:w10="urn:schemas-microsoft-com:office:word" xmlns:w="http://schemas.openxmlformats.org/wordprocessingml/2006/main" xmlns:w14="http://schemas.microsoft.com/office/word/2010/wordml" xmlns:w15="http://schemas.microsoft.com/office/word/2012/wordml" xmlns:w16cex="http://schemas.microsoft.com/office/word/2018/wordml/cex" xmlns:w16cid="http://schemas.microsoft.com/office/word/2016/wordml/cid" xmlns:w16="http://schemas.microsoft.com/office/word/2018/wordml" xmlns:w16du="http://schemas.microsoft.com/office/word/2023/wordml/word16du" xmlns:w16sdtdh="http://schemas.microsoft.com/office/word/2020/wordml/sdtdatahash" xmlns:w16sdtfl="http://schemas.microsoft.com/office/word/2024/wordml/sdtformatlock" xmlns:w16se="http://schemas.microsoft.com/office/word/2015/wordml/symex" xmlns:wpg="http://schemas.microsoft.com/office/word/2010/wordprocessingGroup" xmlns:wpi="http://schemas.microsoft.com/office/word/2010/wordprocessingInk" xmlns:wne="http://schemas.microsoft.com/office/word/2006/wordml" xmlns:wps="http://schemas.microsoft.com/office/word/2010/wordprocessingShape" mc:Ignorable="w14 w15 w16se w16cid w16 w16cex w16sdtdh w16sdtfl w16du wp14">
+<w:footnotes xmlns:wpc="http://schemas.microsoft.com/office/word/2010/wordprocessingCanvas" xmlns:cx="http://schemas.microsoft.com/office/drawing/2014/chartex" xmlns:cx1="http://schemas.microsoft.com/office/drawing/2015/9/8/chartex" xmlns:cx2="http://schemas.microsoft.com/office/drawing/2015/10/21/chartex" xmlns:cx3="http://schemas.microsoft.com/office/drawing/2016/5/9/chartex" xmlns:cx4="http://schemas.microsoft.com/office/drawing/2016/5/10/chartex" xmlns:cx5="http://schemas.microsoft.com/office/drawing/2016/5/11/chartex" xmlns:cx6="http://schemas.microsoft.com/office/drawing/2016/5/12/chartex" xmlns:cx7="http://schemas.microsoft.com/office/drawing/2016/5/13/chartex" xmlns:cx8="http://schemas.microsoft.com/office/drawing/2016/5/14/chartex" xmlns:mc="http://schemas.openxmlformats.org/markup-compatibility/2006" xmlns:m="http://schemas.openxmlformats.org/officeDocument/2006/math" xmlns:aink="http://schemas.microsoft.com/office/drawing/2016/ink" xmlns:am3d="http://schemas.microsoft.com/office/drawing/2017/model3d" xmlns:oel="http://schemas.microsoft.com/office/2019/extlst" xmlns:r="http://schemas.openxmlformats.org/officeDocument/2006/relationships" xmlns:wp14="http://schemas.microsoft.com/office/word/2010/wordprocessingDrawing" xmlns:wp="http://schemas.openxmlformats.org/drawingml/2006/wordprocessingDrawing" xmlns:wpg="http://schemas.microsoft.com/office/word/2010/wordprocessingGroup" xmlns:wpi="http://schemas.microsoft.com/office/word/2010/wordprocessingInk" xmlns:wps="http://schemas.microsoft.com/office/word/2010/wordprocessingShape" xmlns:o="urn:schemas-microsoft-com:office:office" xmlns:v="urn:schemas-microsoft-com:vml" xmlns:w10="urn:schemas-microsoft-com:office:word" xmlns:w="http://schemas.openxmlformats.org/wordprocessingml/2006/main" xmlns:w14="http://schemas.microsoft.com/office/word/2010/wordml" xmlns:w15="http://schemas.microsoft.com/office/word/2012/wordml" xmlns:w16cei="http://schemas.microsoft.com/office/word/2026/wordml/cei" xmlns:w16cex="http://schemas.microsoft.com/office/word/2018/wordml/cex" xmlns:w16cid="http://schemas.microsoft.com/office/word/2016/wordml/cid" xmlns:w16="http://schemas.microsoft.com/office/word/2018/wordml" xmlns:w16sdtdh="http://schemas.microsoft.com/office/word/2020/wordml/sdtdatahash" xmlns:w16sdtfl="http://schemas.microsoft.com/office/word/2024/wordml/sdtformatlock" xmlns:w16se="http://schemas.microsoft.com/office/word/2015/wordml/symex" xmlns:w16du="http://schemas.microsoft.com/office/word/2023/wordml/word16du" xmlns:wne="http://schemas.microsoft.com/office/word/2006/wordml" mc:Ignorable="w14 w15 w16se w16cid w16 w16cex w16sdtdh w16sdtfl w16du wp14">
   <w:footnote w:type="separator" w:id="-1">
     <w:p>
       <w:pPr>
@@ -10000,7 +10275,7 @@
 </file>
 
 <file path=word/header1.xml><?xml version="1.0" encoding="utf-8"?>
-<w:hdr xmlns:wpc="http://schemas.microsoft.com/office/word/2010/wordprocessingCanvas" xmlns:cx="http://schemas.microsoft.com/office/drawing/2014/chartex" xmlns:cx1="http://schemas.microsoft.com/office/drawing/2015/9/8/chartex" xmlns:cx2="http://schemas.microsoft.com/office/drawing/2015/10/21/chartex" xmlns:cx3="http://schemas.microsoft.com/office/drawing/2016/5/9/chartex" xmlns:cx4="http://schemas.microsoft.com/office/drawing/2016/5/10/chartex" xmlns:cx5="http://schemas.microsoft.com/office/drawing/2016/5/11/chartex" xmlns:cx6="http://schemas.microsoft.com/office/drawing/2016/5/12/chartex" xmlns:cx7="http://schemas.microsoft.com/office/drawing/2016/5/13/chartex" xmlns:cx8="http://schemas.microsoft.com/office/drawing/2016/5/14/chartex" xmlns:mc="http://schemas.openxmlformats.org/markup-compatibility/2006" xmlns:aink="http://schemas.microsoft.com/office/drawing/2016/ink" xmlns:am3d="http://schemas.microsoft.com/office/drawing/2017/model3d" xmlns:o="urn:schemas-microsoft-com:office:office" xmlns:oel="http://schemas.microsoft.com/office/2019/extlst" xmlns:r="http://schemas.openxmlformats.org/officeDocument/2006/relationships" xmlns:m="http://schemas.openxmlformats.org/officeDocument/2006/math" xmlns:v="urn:schemas-microsoft-com:vml" xmlns:wp14="http://schemas.microsoft.com/office/word/2010/wordprocessingDrawing" xmlns:wp="http://schemas.openxmlformats.org/drawingml/2006/wordprocessingDrawing" xmlns:w10="urn:schemas-microsoft-com:office:word" xmlns:w="http://schemas.openxmlformats.org/wordprocessingml/2006/main" xmlns:w14="http://schemas.microsoft.com/office/word/2010/wordml" xmlns:w15="http://schemas.microsoft.com/office/word/2012/wordml" xmlns:w16cex="http://schemas.microsoft.com/office/word/2018/wordml/cex" xmlns:w16cid="http://schemas.microsoft.com/office/word/2016/wordml/cid" xmlns:w16="http://schemas.microsoft.com/office/word/2018/wordml" xmlns:w16du="http://schemas.microsoft.com/office/word/2023/wordml/word16du" xmlns:w16sdtdh="http://schemas.microsoft.com/office/word/2020/wordml/sdtdatahash" xmlns:w16sdtfl="http://schemas.microsoft.com/office/word/2024/wordml/sdtformatlock" xmlns:w16se="http://schemas.microsoft.com/office/word/2015/wordml/symex" xmlns:wpg="http://schemas.microsoft.com/office/word/2010/wordprocessingGroup" xmlns:wpi="http://schemas.microsoft.com/office/word/2010/wordprocessingInk" xmlns:wne="http://schemas.microsoft.com/office/word/2006/wordml" xmlns:wps="http://schemas.microsoft.com/office/word/2010/wordprocessingShape" mc:Ignorable="w14 w15 w16se w16cid w16 w16cex w16sdtdh w16sdtfl w16du wp14">
+<w:hdr xmlns:wpc="http://schemas.microsoft.com/office/word/2010/wordprocessingCanvas" xmlns:cx="http://schemas.microsoft.com/office/drawing/2014/chartex" xmlns:cx1="http://schemas.microsoft.com/office/drawing/2015/9/8/chartex" xmlns:cx2="http://schemas.microsoft.com/office/drawing/2015/10/21/chartex" xmlns:cx3="http://schemas.microsoft.com/office/drawing/2016/5/9/chartex" xmlns:cx4="http://schemas.microsoft.com/office/drawing/2016/5/10/chartex" xmlns:cx5="http://schemas.microsoft.com/office/drawing/2016/5/11/chartex" xmlns:cx6="http://schemas.microsoft.com/office/drawing/2016/5/12/chartex" xmlns:cx7="http://schemas.microsoft.com/office/drawing/2016/5/13/chartex" xmlns:cx8="http://schemas.microsoft.com/office/drawing/2016/5/14/chartex" xmlns:mc="http://schemas.openxmlformats.org/markup-compatibility/2006" xmlns:m="http://schemas.openxmlformats.org/officeDocument/2006/math" xmlns:aink="http://schemas.microsoft.com/office/drawing/2016/ink" xmlns:am3d="http://schemas.microsoft.com/office/drawing/2017/model3d" xmlns:oel="http://schemas.microsoft.com/office/2019/extlst" xmlns:r="http://schemas.openxmlformats.org/officeDocument/2006/relationships" xmlns:wp14="http://schemas.microsoft.com/office/word/2010/wordprocessingDrawing" xmlns:wp="http://schemas.openxmlformats.org/drawingml/2006/wordprocessingDrawing" xmlns:wpg="http://schemas.microsoft.com/office/word/2010/wordprocessingGroup" xmlns:wpi="http://schemas.microsoft.com/office/word/2010/wordprocessingInk" xmlns:wps="http://schemas.microsoft.com/office/word/2010/wordprocessingShape" xmlns:o="urn:schemas-microsoft-com:office:office" xmlns:v="urn:schemas-microsoft-com:vml" xmlns:w10="urn:schemas-microsoft-com:office:word" xmlns:w="http://schemas.openxmlformats.org/wordprocessingml/2006/main" xmlns:w14="http://schemas.microsoft.com/office/word/2010/wordml" xmlns:w15="http://schemas.microsoft.com/office/word/2012/wordml" xmlns:w16cei="http://schemas.microsoft.com/office/word/2026/wordml/cei" xmlns:w16cex="http://schemas.microsoft.com/office/word/2018/wordml/cex" xmlns:w16cid="http://schemas.microsoft.com/office/word/2016/wordml/cid" xmlns:w16="http://schemas.microsoft.com/office/word/2018/wordml" xmlns:w16sdtdh="http://schemas.microsoft.com/office/word/2020/wordml/sdtdatahash" xmlns:w16sdtfl="http://schemas.microsoft.com/office/word/2024/wordml/sdtformatlock" xmlns:w16se="http://schemas.microsoft.com/office/word/2015/wordml/symex" xmlns:w16du="http://schemas.microsoft.com/office/word/2023/wordml/word16du" xmlns:wne="http://schemas.microsoft.com/office/word/2006/wordml" mc:Ignorable="w14 w15 w16se w16cid w16 w16cex w16sdtdh w16sdtfl w16du wp14">
   <w:sdt>
     <w:sdtPr>
       <w:id w:val="1421833491"/>
@@ -10057,7 +10332,7 @@
 </file>
 
 <file path=word/styles.xml><?xml version="1.0" encoding="utf-8"?>
-<w:styles xmlns:mc="http://schemas.openxmlformats.org/markup-compatibility/2006" xmlns:r="http://schemas.openxmlformats.org/officeDocument/2006/relationships" xmlns:w="http://schemas.openxmlformats.org/wordprocessingml/2006/main" xmlns:w14="http://schemas.microsoft.com/office/word/2010/wordml" xmlns:w15="http://schemas.microsoft.com/office/word/2012/wordml" xmlns:w16cex="http://schemas.microsoft.com/office/word/2018/wordml/cex" xmlns:w16cid="http://schemas.microsoft.com/office/word/2016/wordml/cid" xmlns:w16="http://schemas.microsoft.com/office/word/2018/wordml" xmlns:w16du="http://schemas.microsoft.com/office/word/2023/wordml/word16du" xmlns:w16sdtdh="http://schemas.microsoft.com/office/word/2020/wordml/sdtdatahash" xmlns:w16sdtfl="http://schemas.microsoft.com/office/word/2024/wordml/sdtformatlock" xmlns:w16se="http://schemas.microsoft.com/office/word/2015/wordml/symex" mc:Ignorable="w14 w15 w16se w16cid w16 w16cex w16sdtdh w16sdtfl w16du">
+<w:styles xmlns:mc="http://schemas.openxmlformats.org/markup-compatibility/2006" xmlns:r="http://schemas.openxmlformats.org/officeDocument/2006/relationships" xmlns:w="http://schemas.openxmlformats.org/wordprocessingml/2006/main" xmlns:w14="http://schemas.microsoft.com/office/word/2010/wordml" xmlns:w15="http://schemas.microsoft.com/office/word/2012/wordml" xmlns:w16cex="http://schemas.microsoft.com/office/word/2018/wordml/cex" xmlns:w16cid="http://schemas.microsoft.com/office/word/2016/wordml/cid" xmlns:w16="http://schemas.microsoft.com/office/word/2018/wordml" xmlns:w16sdtdh="http://schemas.microsoft.com/office/word/2020/wordml/sdtdatahash" xmlns:w16sdtfl="http://schemas.microsoft.com/office/word/2024/wordml/sdtformatlock" xmlns:w16se="http://schemas.microsoft.com/office/word/2015/wordml/symex" xmlns:w16du="http://schemas.microsoft.com/office/word/2023/wordml/word16du" mc:Ignorable="w14 w15 w16se w16cid w16 w16cex w16sdtdh w16sdtfl w16du">
   <w:docDefaults>
     <w:rPrDefault>
       <w:rPr>
